--- a/KUBERNETES/KUBERNETES. EXOS/Exercices_Antoine/correction-exercice-k8s-2048.docx
+++ b/KUBERNETES/KUBERNETES. EXOS/Exercices_Antoine/correction-exercice-k8s-2048.docx
@@ -619,6 +619,9 @@
       <w:pPr>
         <w:pStyle w:val="Titre2"/>
         <w:spacing w:before="260" w:after="120"/>
+        <w:rPr>
+          <w:lang w:val="en-US"/>
+        </w:rPr>
       </w:pPr>
     </w:p>
     <w:p>
@@ -1183,12 +1186,6 @@
           <w:lang w:val="en-US"/>
         </w:rPr>
         <w:br/>
-      </w:r>
-      <w:r>
-        <w:rPr>
-          <w:rFonts w:ascii="Consolas" w:eastAsia="Consolas" w:hAnsi="Consolas" w:cs="Consolas"/>
-          <w:lang w:val="en-US"/>
-        </w:rPr>
         <w:t xml:space="preserve">        - name: game-2048</w:t>
       </w:r>
       <w:r>
@@ -1716,7 +1713,38 @@
         <w:pStyle w:val="Titre1"/>
         <w:spacing w:before="300" w:after="150"/>
       </w:pPr>
-      <w:r>
+    </w:p>
+    <w:p>
+      <w:pPr>
+        <w:pStyle w:val="Titre1"/>
+        <w:spacing w:before="300" w:after="150"/>
+      </w:pPr>
+    </w:p>
+    <w:p>
+      <w:pPr>
+        <w:pStyle w:val="Titre1"/>
+        <w:spacing w:before="300" w:after="150"/>
+      </w:pPr>
+    </w:p>
+    <w:p>
+      <w:pPr>
+        <w:pStyle w:val="Titre1"/>
+        <w:spacing w:before="300" w:after="150"/>
+      </w:pPr>
+    </w:p>
+    <w:p>
+      <w:pPr>
+        <w:pStyle w:val="Titre1"/>
+        <w:spacing w:before="300" w:after="150"/>
+      </w:pPr>
+    </w:p>
+    <w:p>
+      <w:pPr>
+        <w:pStyle w:val="Titre1"/>
+        <w:spacing w:before="300" w:after="150"/>
+      </w:pPr>
+      <w:r>
+        <w:lastRenderedPageBreak/>
         <w:t>Comparatif des deux approches</w:t>
       </w:r>
     </w:p>
@@ -1743,12 +1771,6 @@
         <w:gridCol w:w="3300"/>
       </w:tblGrid>
       <w:tr>
-        <w:tblPrEx>
-          <w:tblCellMar>
-            <w:top w:w="0" w:type="dxa"/>
-            <w:bottom w:w="0" w:type="dxa"/>
-          </w:tblCellMar>
-        </w:tblPrEx>
         <w:tc>
           <w:tcPr>
             <w:tcW w:w="2400" w:type="dxa"/>
@@ -1889,12 +1911,6 @@
         </w:tc>
       </w:tr>
       <w:tr>
-        <w:tblPrEx>
-          <w:tblCellMar>
-            <w:top w:w="0" w:type="dxa"/>
-            <w:bottom w:w="0" w:type="dxa"/>
-          </w:tblCellMar>
-        </w:tblPrEx>
         <w:tc>
           <w:tcPr>
             <w:tcW w:w="2400" w:type="dxa"/>
@@ -1954,12 +1970,6 @@
         </w:tc>
       </w:tr>
       <w:tr>
-        <w:tblPrEx>
-          <w:tblCellMar>
-            <w:top w:w="0" w:type="dxa"/>
-            <w:bottom w:w="0" w:type="dxa"/>
-          </w:tblCellMar>
-        </w:tblPrEx>
         <w:tc>
           <w:tcPr>
             <w:tcW w:w="2400" w:type="dxa"/>
@@ -2033,12 +2043,6 @@
         </w:tc>
       </w:tr>
       <w:tr>
-        <w:tblPrEx>
-          <w:tblCellMar>
-            <w:top w:w="0" w:type="dxa"/>
-            <w:bottom w:w="0" w:type="dxa"/>
-          </w:tblCellMar>
-        </w:tblPrEx>
         <w:tc>
           <w:tcPr>
             <w:tcW w:w="2400" w:type="dxa"/>
@@ -2112,12 +2116,6 @@
         </w:tc>
       </w:tr>
       <w:tr>
-        <w:tblPrEx>
-          <w:tblCellMar>
-            <w:top w:w="0" w:type="dxa"/>
-            <w:bottom w:w="0" w:type="dxa"/>
-          </w:tblCellMar>
-        </w:tblPrEx>
         <w:tc>
           <w:tcPr>
             <w:tcW w:w="2400" w:type="dxa"/>
@@ -2185,12 +2183,6 @@
         </w:tc>
       </w:tr>
       <w:tr>
-        <w:tblPrEx>
-          <w:tblCellMar>
-            <w:top w:w="0" w:type="dxa"/>
-            <w:bottom w:w="0" w:type="dxa"/>
-          </w:tblCellMar>
-        </w:tblPrEx>
         <w:tc>
           <w:tcPr>
             <w:tcW w:w="2400" w:type="dxa"/>
@@ -2206,7 +2198,6 @@
               <w:rPr>
                 <w:color w:val="000000"/>
               </w:rPr>
-              <w:lastRenderedPageBreak/>
               <w:t>Usage recommandé</w:t>
             </w:r>
           </w:p>
